--- a/docs/仕様書.docx
+++ b/docs/仕様書.docx
@@ -12,7 +12,7 @@
     </w:p>
     <w:p>
       <w:r>
-        <w:t>Synthetic acceptance fixture version 1. No business data.</w:t>
+        <w:t>Synthetic acceptance fixture version 2. No business data.</w:t>
       </w:r>
     </w:p>
     <w:sectPr>
